--- a/RFI-Docs/Vanderbilt University Medical Center 10-2-24--VA establishes analytics team to improve acute care for rural veterans.docx
+++ b/RFI-Docs/Vanderbilt University Medical Center 10-2-24--VA establishes analytics team to improve acute care for rural veterans.docx
@@ -4,7 +4,122 @@
   <w:body>
     <w:p>
       <w:pPr>
+        <w:jc w:val="left"/>
+      </w:pPr>
+      <w:r>
+        <w:rPr>
+          <w:color w:val="646464"/>
+          <w:sz w:val="18"/>
+        </w:rPr>
+        <w:t>Document: Vanderbilt University Medical Center 10-2-24--VA establishes analytics team to improve acute care for rural veterans.docx</w:t>
+      </w:r>
+    </w:p>
+    <w:p>
+      <w:pPr>
+        <w:jc w:val="left"/>
+      </w:pPr>
+      <w:r>
+        <w:rPr>
+          <w:color w:val="646464"/>
+          <w:sz w:val="18"/>
+        </w:rPr>
+        <w:t>Title: Vanderbilt University Medical Center 10-2-24--VA establishes analytics team to improve acute care for rural veterans.docx</w:t>
+      </w:r>
+    </w:p>
+    <w:p>
+      <w:pPr>
+        <w:jc w:val="left"/>
+      </w:pPr>
+      <w:r>
+        <w:rPr>
+          <w:color w:val="646464"/>
+          <w:sz w:val="18"/>
+        </w:rPr>
+        <w:t>Topic: Rural Health | Type: News Articles</w:t>
+      </w:r>
+    </w:p>
+    <w:p>
+      <w:pPr>
+        <w:jc w:val="left"/>
+      </w:pPr>
+      <w:r>
+        <w:rPr>
+          <w:color w:val="646464"/>
+          <w:sz w:val="18"/>
+        </w:rPr>
+        <w:t>Created: 2024-10-03 | By: Richman, Michael (VACO)</w:t>
+      </w:r>
+    </w:p>
+    <w:p>
+      <w:pPr>
+        <w:jc w:val="left"/>
+      </w:pPr>
+      <w:r>
+        <w:rPr>
+          <w:color w:val="646464"/>
+          <w:sz w:val="18"/>
+        </w:rPr>
+        <w:t>Modified: 2024-10-03 | By: Richman, Michael (VACO)</w:t>
+      </w:r>
+    </w:p>
+    <w:p>
+      <w:pPr>
+        <w:jc w:val="left"/>
+      </w:pPr>
+      <w:r>
+        <w:rPr>
+          <w:color w:val="C8C8C8"/>
+          <w:sz w:val="16"/>
+        </w:rPr>
+        <w:t>────────────────────────────────────────────────────────────────────────────────</w:t>
+      </w:r>
+    </w:p>
+    <w:p>
+      <w:pPr>
+        <w:jc w:val="left"/>
+      </w:pPr>
+      <w:r/>
+    </w:p>
+    <w:p>
+      <w:pPr>
+        <w:jc w:val="left"/>
+      </w:pPr>
+      <w:r>
+        <w:rPr>
+          <w:color w:val="646464"/>
+          <w:sz w:val="18"/>
+        </w:rPr>
+        <w:t>Topic: Rural Health | Type: News Articles</w:t>
+      </w:r>
+    </w:p>
+    <w:p>
+      <w:pPr>
+        <w:jc w:val="left"/>
+      </w:pPr>
+      <w:r>
+        <w:rPr>
+          <w:color w:val="646464"/>
+          <w:sz w:val="18"/>
+        </w:rPr>
+        <w:t>Created: 2024-10-03 | By: Richman, Michael (VACO)</w:t>
+      </w:r>
+    </w:p>
+    <w:p>
+      <w:pPr>
+        <w:jc w:val="left"/>
+      </w:pPr>
+      <w:r>
+        <w:rPr>
+          <w:color w:val="646464"/>
+          <w:sz w:val="18"/>
+        </w:rPr>
+        <w:t>Modified: 2024-10-03 | By: Richman, Michael (VACO)</w:t>
+      </w:r>
+    </w:p>
+    <w:p>
+      <w:pPr>
         <w:spacing w:after="0" w:line="240" w:lineRule="auto"/>
+        <w:jc w:val="left"/>
         <w:outlineLvl w:val="0"/>
         <w:rPr>
           <w:rFonts w:ascii="Times New Roman" w:eastAsia="Times New Roman" w:hAnsi="Times New Roman" w:cs="Times New Roman"/>
@@ -18,15 +133,10 @@
       </w:pPr>
       <w:r>
         <w:rPr>
-          <w:rFonts w:ascii="Times New Roman" w:eastAsia="Times New Roman" w:hAnsi="Times New Roman" w:cs="Times New Roman"/>
-          <w:b/>
-          <w:bCs/>
-          <w:kern w:val="36"/>
-          <w:sz w:val="48"/>
-          <w:szCs w:val="48"/>
-          <w14:ligatures w14:val="none"/>
-        </w:rPr>
-        <w:t>VA establishes analytics team to improve acute care for rural veterans</w:t>
+          <w:color w:val="C8C8C8"/>
+          <w:sz w:val="16"/>
+        </w:rPr>
+        <w:t>────────────────────────────────────────────────────────────────────────────────</w:t>
       </w:r>
     </w:p>
     <w:p>
@@ -41,17 +151,7 @@
           <w14:ligatures w14:val="none"/>
         </w:rPr>
       </w:pPr>
-      <w:r>
-        <w:rPr>
-          <w:rFonts w:ascii="Times New Roman" w:eastAsia="Times New Roman" w:hAnsi="Times New Roman" w:cs="Times New Roman"/>
-          <w:color w:val="58595B"/>
-          <w:kern w:val="0"/>
-          <w:sz w:val="24"/>
-          <w:szCs w:val="24"/>
-          <w14:ligatures w14:val="none"/>
-        </w:rPr>
-        <w:t>The initiative aligns with the Office of Rural Health’s mission to improve the health and well-being of rural veterans and the VA’s priority of becoming a learning health care system.</w:t>
-      </w:r>
+      <w:r/>
     </w:p>
     <w:p>
       <w:pPr>
